--- a/manual/Manual-Instalacion-SGD-INIA-PG-Validacion.docx
+++ b/manual/Manual-Instalacion-SGD-INIA-PG-Validacion.docx
@@ -1527,7 +1527,7 @@
           <w:rFonts w:ascii="Calibri" w:hAnsi="Calibri"/>
           <w:sz w:val="21"/>
         </w:rPr>
-        <w:t>Cuando aparezca Operación terminada, ejecutar .\SGD.bat iniciar en Windows o bash SGD.sh iniciar en Linux. Probar accesos, permisos y recorrido documental. No repetir los SQL de instalación. Pasan 33 pruebas offline, incluidas 8 del validador; se conservan 7 pruebas previas en PostgreSQL temporal con datos ficticios. La carga de tus CSV no se ejecutó durante esta actualización. Esta etapa sigue sin firma obligatoria (firma=false); certificados y firma requieren pruebas propias.</w:t>
+        <w:t>Cuando aparezca Operación terminada, ejecutar .\SGD.bat iniciar en Windows o bash SGD.sh iniciar en Linux. En el paquete completo, iniciar arranca PostgreSQL si está detenido, prepara la conexión y arranca Payara, que ejecuta el SGD. Si ya están funcionando, no duplica los servicios. No recompila, no despliega cambios, no repite la carga de usuarios ni cambia sus contraseñas. Abrir http://127.0.0.1:8085/sisdoc/login.do (o la URL configurada) y usar el usuario y clave de CLAVES-GENERADAS-PRIVADAS.json de la carga confirmada. Probar acceso y permisos. No repetir los SQL de instalación. El piloto sigue sin firma obligatoria; certificados y firma requieren pruebas propias.</w:t>
       </w:r>
     </w:p>
     <w:sectPr>
